--- a/Backend/Director_Disclosure/Output_Disclosures/2024-25/DIBYADHARA_CONSULTANCY_AND_MANAGEMENT_SERVICES__OPC__PRIVATE_LIMITED/DIR-8/DIR8_SUBRAT_TRIPATHY_06890393.docx
+++ b/Backend/Director_Disclosure/Output_Disclosures/2024-25/DIBYADHARA_CONSULTANCY_AND_MANAGEMENT_SERVICES__OPC__PRIVATE_LIMITED/DIR-8/DIR8_SUBRAT_TRIPATHY_06890393.docx
@@ -647,916 +647,6 @@
           </w:p>
         </w:tc>
       </w:tr>
-      <w:tr>
-        <w:tc>
-          <w:tcPr>
-            <w:tcW w:type="dxa" w:w="636"/>
-          </w:tcPr>
-          <w:p>
-            <w:pPr>
-              <w:spacing w:after="0"/>
-              <w:ind w:left="360"/>
-            </w:pPr>
-            <w:r>
-              <w:rPr>
-                <w:rFonts w:ascii="Adani" w:hAnsi="Adani" w:eastAsia="Adani" w:cs="Adani"/>
-                <w:b w:val="0"/>
-                <w:sz w:val="23"/>
-              </w:rPr>
-              <w:t>6</w:t>
-            </w:r>
-          </w:p>
-        </w:tc>
-        <w:tc>
-          <w:tcPr>
-            <w:tcW w:type="dxa" w:w="3864"/>
-          </w:tcPr>
-          <w:p>
-            <w:pPr>
-              <w:spacing w:after="0"/>
-              <w:jc w:val="both"/>
-            </w:pPr>
-            <w:r>
-              <w:rPr>
-                <w:rFonts w:ascii="Adani" w:hAnsi="Adani" w:eastAsia="Adani" w:cs="Adani"/>
-                <w:b w:val="0"/>
-                <w:sz w:val="23"/>
-              </w:rPr>
-              <w:t>ADANI GANGAVARAM PORT LIMITED</w:t>
-            </w:r>
-          </w:p>
-        </w:tc>
-        <w:tc>
-          <w:tcPr>
-            <w:tcW w:type="dxa" w:w="2610"/>
-          </w:tcPr>
-          <w:p>
-            <w:pPr>
-              <w:spacing w:after="0"/>
-              <w:jc w:val="center"/>
-            </w:pPr>
-            <w:r>
-              <w:rPr>
-                <w:rFonts w:ascii="Adani" w:hAnsi="Adani" w:eastAsia="Adani" w:cs="Adani"/>
-                <w:b w:val="0"/>
-                <w:sz w:val="23"/>
-              </w:rPr>
-              <w:t>14/07/2021</w:t>
-            </w:r>
-          </w:p>
-        </w:tc>
-        <w:tc>
-          <w:tcPr>
-            <w:tcW w:type="dxa" w:w="2250"/>
-          </w:tcPr>
-          <w:p>
-            <w:pPr>
-              <w:spacing w:after="0"/>
-              <w:jc w:val="center"/>
-            </w:pPr>
-          </w:p>
-        </w:tc>
-      </w:tr>
-      <w:tr>
-        <w:tc>
-          <w:tcPr>
-            <w:tcW w:type="dxa" w:w="636"/>
-          </w:tcPr>
-          <w:p>
-            <w:pPr>
-              <w:spacing w:after="0"/>
-              <w:ind w:left="360"/>
-            </w:pPr>
-            <w:r>
-              <w:rPr>
-                <w:rFonts w:ascii="Adani" w:hAnsi="Adani" w:eastAsia="Adani" w:cs="Adani"/>
-                <w:b w:val="0"/>
-                <w:sz w:val="23"/>
-              </w:rPr>
-              <w:t>7</w:t>
-            </w:r>
-          </w:p>
-        </w:tc>
-        <w:tc>
-          <w:tcPr>
-            <w:tcW w:type="dxa" w:w="3864"/>
-          </w:tcPr>
-          <w:p>
-            <w:pPr>
-              <w:spacing w:after="0"/>
-              <w:jc w:val="both"/>
-            </w:pPr>
-            <w:r>
-              <w:rPr>
-                <w:rFonts w:ascii="Adani" w:hAnsi="Adani" w:eastAsia="Adani" w:cs="Adani"/>
-                <w:b w:val="0"/>
-                <w:sz w:val="23"/>
-              </w:rPr>
-              <w:t>DIGHI PORT LIMITED</w:t>
-            </w:r>
-          </w:p>
-        </w:tc>
-        <w:tc>
-          <w:tcPr>
-            <w:tcW w:type="dxa" w:w="2610"/>
-          </w:tcPr>
-          <w:p>
-            <w:pPr>
-              <w:spacing w:after="0"/>
-              <w:jc w:val="center"/>
-            </w:pPr>
-            <w:r>
-              <w:rPr>
-                <w:rFonts w:ascii="Adani" w:hAnsi="Adani" w:eastAsia="Adani" w:cs="Adani"/>
-                <w:b w:val="0"/>
-                <w:sz w:val="23"/>
-              </w:rPr>
-              <w:t>09/07/2021</w:t>
-            </w:r>
-          </w:p>
-        </w:tc>
-        <w:tc>
-          <w:tcPr>
-            <w:tcW w:type="dxa" w:w="2250"/>
-          </w:tcPr>
-          <w:p>
-            <w:pPr>
-              <w:spacing w:after="0"/>
-              <w:jc w:val="center"/>
-            </w:pPr>
-          </w:p>
-        </w:tc>
-      </w:tr>
-      <w:tr>
-        <w:tc>
-          <w:tcPr>
-            <w:tcW w:type="dxa" w:w="636"/>
-          </w:tcPr>
-          <w:p>
-            <w:pPr>
-              <w:spacing w:after="0"/>
-              <w:ind w:left="360"/>
-            </w:pPr>
-            <w:r>
-              <w:rPr>
-                <w:rFonts w:ascii="Adani" w:hAnsi="Adani" w:eastAsia="Adani" w:cs="Adani"/>
-                <w:b w:val="0"/>
-                <w:sz w:val="23"/>
-              </w:rPr>
-              <w:t>8</w:t>
-            </w:r>
-          </w:p>
-        </w:tc>
-        <w:tc>
-          <w:tcPr>
-            <w:tcW w:type="dxa" w:w="3864"/>
-          </w:tcPr>
-          <w:p>
-            <w:pPr>
-              <w:spacing w:after="0"/>
-              <w:jc w:val="both"/>
-            </w:pPr>
-            <w:r>
-              <w:rPr>
-                <w:rFonts w:ascii="Adani" w:hAnsi="Adani" w:eastAsia="Adani" w:cs="Adani"/>
-                <w:b w:val="0"/>
-                <w:sz w:val="23"/>
-              </w:rPr>
-              <w:t>ADANI PETRONET (DAHEJ) PORT LIMITED</w:t>
-            </w:r>
-          </w:p>
-        </w:tc>
-        <w:tc>
-          <w:tcPr>
-            <w:tcW w:type="dxa" w:w="2610"/>
-          </w:tcPr>
-          <w:p>
-            <w:pPr>
-              <w:spacing w:after="0"/>
-              <w:jc w:val="center"/>
-            </w:pPr>
-            <w:r>
-              <w:rPr>
-                <w:rFonts w:ascii="Adani" w:hAnsi="Adani" w:eastAsia="Adani" w:cs="Adani"/>
-                <w:b w:val="0"/>
-                <w:sz w:val="23"/>
-              </w:rPr>
-              <w:t>18/05/2021</w:t>
-            </w:r>
-          </w:p>
-        </w:tc>
-        <w:tc>
-          <w:tcPr>
-            <w:tcW w:type="dxa" w:w="2250"/>
-          </w:tcPr>
-          <w:p>
-            <w:pPr>
-              <w:spacing w:after="0"/>
-              <w:jc w:val="center"/>
-            </w:pPr>
-          </w:p>
-        </w:tc>
-      </w:tr>
-      <w:tr>
-        <w:tc>
-          <w:tcPr>
-            <w:tcW w:type="dxa" w:w="636"/>
-          </w:tcPr>
-          <w:p>
-            <w:pPr>
-              <w:spacing w:after="0"/>
-              <w:ind w:left="360"/>
-            </w:pPr>
-            <w:r>
-              <w:rPr>
-                <w:rFonts w:ascii="Adani" w:hAnsi="Adani" w:eastAsia="Adani" w:cs="Adani"/>
-                <w:b w:val="0"/>
-                <w:sz w:val="23"/>
-              </w:rPr>
-              <w:t>9</w:t>
-            </w:r>
-          </w:p>
-        </w:tc>
-        <w:tc>
-          <w:tcPr>
-            <w:tcW w:type="dxa" w:w="3864"/>
-          </w:tcPr>
-          <w:p>
-            <w:pPr>
-              <w:spacing w:after="0"/>
-              <w:jc w:val="both"/>
-            </w:pPr>
-            <w:r>
-              <w:rPr>
-                <w:rFonts w:ascii="Adani" w:hAnsi="Adani" w:eastAsia="Adani" w:cs="Adani"/>
-                <w:b w:val="0"/>
-                <w:sz w:val="23"/>
-              </w:rPr>
-              <w:t>MARINE INFRASTRUCTURE DEVELOPER PRIVATE LIMITED</w:t>
-            </w:r>
-          </w:p>
-        </w:tc>
-        <w:tc>
-          <w:tcPr>
-            <w:tcW w:type="dxa" w:w="2610"/>
-          </w:tcPr>
-          <w:p>
-            <w:pPr>
-              <w:spacing w:after="0"/>
-              <w:jc w:val="center"/>
-            </w:pPr>
-            <w:r>
-              <w:rPr>
-                <w:rFonts w:ascii="Adani" w:hAnsi="Adani" w:eastAsia="Adani" w:cs="Adani"/>
-                <w:b w:val="0"/>
-                <w:sz w:val="23"/>
-              </w:rPr>
-              <w:t>06/05/2021</w:t>
-            </w:r>
-          </w:p>
-        </w:tc>
-        <w:tc>
-          <w:tcPr>
-            <w:tcW w:type="dxa" w:w="2250"/>
-          </w:tcPr>
-          <w:p>
-            <w:pPr>
-              <w:spacing w:after="0"/>
-              <w:jc w:val="center"/>
-            </w:pPr>
-          </w:p>
-        </w:tc>
-      </w:tr>
-      <w:tr>
-        <w:tc>
-          <w:tcPr>
-            <w:tcW w:type="dxa" w:w="636"/>
-          </w:tcPr>
-          <w:p>
-            <w:pPr>
-              <w:spacing w:after="0"/>
-              <w:ind w:left="360"/>
-            </w:pPr>
-            <w:r>
-              <w:rPr>
-                <w:rFonts w:ascii="Adani" w:hAnsi="Adani" w:eastAsia="Adani" w:cs="Adani"/>
-                <w:b w:val="0"/>
-                <w:sz w:val="23"/>
-              </w:rPr>
-              <w:t>10</w:t>
-            </w:r>
-          </w:p>
-        </w:tc>
-        <w:tc>
-          <w:tcPr>
-            <w:tcW w:type="dxa" w:w="3864"/>
-          </w:tcPr>
-          <w:p>
-            <w:pPr>
-              <w:spacing w:after="0"/>
-              <w:jc w:val="both"/>
-            </w:pPr>
-            <w:r>
-              <w:rPr>
-                <w:rFonts w:ascii="Adani" w:hAnsi="Adani" w:eastAsia="Adani" w:cs="Adani"/>
-                <w:b w:val="0"/>
-                <w:sz w:val="23"/>
-              </w:rPr>
-              <w:t>ADANI KANDLA BULK TERMINAL PRIVATE LIMITED</w:t>
-            </w:r>
-          </w:p>
-        </w:tc>
-        <w:tc>
-          <w:tcPr>
-            <w:tcW w:type="dxa" w:w="2610"/>
-          </w:tcPr>
-          <w:p>
-            <w:pPr>
-              <w:spacing w:after="0"/>
-              <w:jc w:val="center"/>
-            </w:pPr>
-            <w:r>
-              <w:rPr>
-                <w:rFonts w:ascii="Adani" w:hAnsi="Adani" w:eastAsia="Adani" w:cs="Adani"/>
-                <w:b w:val="0"/>
-                <w:sz w:val="23"/>
-              </w:rPr>
-              <w:t>03/05/2021</w:t>
-            </w:r>
-          </w:p>
-        </w:tc>
-        <w:tc>
-          <w:tcPr>
-            <w:tcW w:type="dxa" w:w="2250"/>
-          </w:tcPr>
-          <w:p>
-            <w:pPr>
-              <w:spacing w:after="0"/>
-              <w:jc w:val="center"/>
-            </w:pPr>
-          </w:p>
-        </w:tc>
-      </w:tr>
-      <w:tr>
-        <w:tc>
-          <w:tcPr>
-            <w:tcW w:type="dxa" w:w="636"/>
-          </w:tcPr>
-          <w:p>
-            <w:pPr>
-              <w:spacing w:after="0"/>
-              <w:ind w:left="360"/>
-            </w:pPr>
-            <w:r>
-              <w:rPr>
-                <w:rFonts w:ascii="Adani" w:hAnsi="Adani" w:eastAsia="Adani" w:cs="Adani"/>
-                <w:b w:val="0"/>
-                <w:sz w:val="23"/>
-              </w:rPr>
-              <w:t>11</w:t>
-            </w:r>
-          </w:p>
-        </w:tc>
-        <w:tc>
-          <w:tcPr>
-            <w:tcW w:type="dxa" w:w="3864"/>
-          </w:tcPr>
-          <w:p>
-            <w:pPr>
-              <w:spacing w:after="0"/>
-              <w:jc w:val="both"/>
-            </w:pPr>
-            <w:r>
-              <w:rPr>
-                <w:rFonts w:ascii="Adani" w:hAnsi="Adani" w:eastAsia="Adani" w:cs="Adani"/>
-                <w:b w:val="0"/>
-                <w:sz w:val="23"/>
-              </w:rPr>
-              <w:t>ADANI HAZIRA PORT LIMITED</w:t>
-            </w:r>
-          </w:p>
-        </w:tc>
-        <w:tc>
-          <w:tcPr>
-            <w:tcW w:type="dxa" w:w="2610"/>
-          </w:tcPr>
-          <w:p>
-            <w:pPr>
-              <w:spacing w:after="0"/>
-              <w:jc w:val="center"/>
-            </w:pPr>
-            <w:r>
-              <w:rPr>
-                <w:rFonts w:ascii="Adani" w:hAnsi="Adani" w:eastAsia="Adani" w:cs="Adani"/>
-                <w:b w:val="0"/>
-                <w:sz w:val="23"/>
-              </w:rPr>
-              <w:t>03/05/2021</w:t>
-            </w:r>
-          </w:p>
-        </w:tc>
-        <w:tc>
-          <w:tcPr>
-            <w:tcW w:type="dxa" w:w="2250"/>
-          </w:tcPr>
-          <w:p>
-            <w:pPr>
-              <w:spacing w:after="0"/>
-              <w:jc w:val="center"/>
-            </w:pPr>
-          </w:p>
-        </w:tc>
-      </w:tr>
-      <w:tr>
-        <w:tc>
-          <w:tcPr>
-            <w:tcW w:type="dxa" w:w="636"/>
-          </w:tcPr>
-          <w:p>
-            <w:pPr>
-              <w:spacing w:after="0"/>
-              <w:ind w:left="360"/>
-            </w:pPr>
-            <w:r>
-              <w:rPr>
-                <w:rFonts w:ascii="Adani" w:hAnsi="Adani" w:eastAsia="Adani" w:cs="Adani"/>
-                <w:b w:val="0"/>
-                <w:sz w:val="23"/>
-              </w:rPr>
-              <w:t>12</w:t>
-            </w:r>
-          </w:p>
-        </w:tc>
-        <w:tc>
-          <w:tcPr>
-            <w:tcW w:type="dxa" w:w="3864"/>
-          </w:tcPr>
-          <w:p>
-            <w:pPr>
-              <w:spacing w:after="0"/>
-              <w:jc w:val="both"/>
-            </w:pPr>
-            <w:r>
-              <w:rPr>
-                <w:rFonts w:ascii="Adani" w:hAnsi="Adani" w:eastAsia="Adani" w:cs="Adani"/>
-                <w:b w:val="0"/>
-                <w:sz w:val="23"/>
-              </w:rPr>
-              <w:t>ADANI TRACKS MANAGEMENT SERVICES PRIVATE LIMITED</w:t>
-            </w:r>
-          </w:p>
-        </w:tc>
-        <w:tc>
-          <w:tcPr>
-            <w:tcW w:type="dxa" w:w="2610"/>
-          </w:tcPr>
-          <w:p>
-            <w:pPr>
-              <w:spacing w:after="0"/>
-              <w:jc w:val="center"/>
-            </w:pPr>
-            <w:r>
-              <w:rPr>
-                <w:rFonts w:ascii="Adani" w:hAnsi="Adani" w:eastAsia="Adani" w:cs="Adani"/>
-                <w:b w:val="0"/>
-                <w:sz w:val="23"/>
-              </w:rPr>
-              <w:t>31/07/2019</w:t>
-            </w:r>
-          </w:p>
-        </w:tc>
-        <w:tc>
-          <w:tcPr>
-            <w:tcW w:type="dxa" w:w="2250"/>
-          </w:tcPr>
-          <w:p>
-            <w:pPr>
-              <w:spacing w:after="0"/>
-              <w:jc w:val="center"/>
-            </w:pPr>
-          </w:p>
-        </w:tc>
-      </w:tr>
-      <w:tr>
-        <w:tc>
-          <w:tcPr>
-            <w:tcW w:type="dxa" w:w="636"/>
-          </w:tcPr>
-          <w:p>
-            <w:pPr>
-              <w:spacing w:after="0"/>
-              <w:ind w:left="360"/>
-            </w:pPr>
-            <w:r>
-              <w:rPr>
-                <w:rFonts w:ascii="Adani" w:hAnsi="Adani" w:eastAsia="Adani" w:cs="Adani"/>
-                <w:b w:val="0"/>
-                <w:sz w:val="23"/>
-              </w:rPr>
-              <w:t>13</w:t>
-            </w:r>
-          </w:p>
-        </w:tc>
-        <w:tc>
-          <w:tcPr>
-            <w:tcW w:type="dxa" w:w="3864"/>
-          </w:tcPr>
-          <w:p>
-            <w:pPr>
-              <w:spacing w:after="0"/>
-              <w:jc w:val="both"/>
-            </w:pPr>
-            <w:r>
-              <w:rPr>
-                <w:rFonts w:ascii="Adani" w:hAnsi="Adani" w:eastAsia="Adani" w:cs="Adani"/>
-                <w:b w:val="0"/>
-                <w:sz w:val="23"/>
-              </w:rPr>
-              <w:t>DHAMRA INFRASTRUCTURE LIMITED</w:t>
-            </w:r>
-          </w:p>
-        </w:tc>
-        <w:tc>
-          <w:tcPr>
-            <w:tcW w:type="dxa" w:w="2610"/>
-          </w:tcPr>
-          <w:p>
-            <w:pPr>
-              <w:spacing w:after="0"/>
-              <w:jc w:val="center"/>
-            </w:pPr>
-            <w:r>
-              <w:rPr>
-                <w:rFonts w:ascii="Adani" w:hAnsi="Adani" w:eastAsia="Adani" w:cs="Adani"/>
-                <w:b w:val="0"/>
-                <w:sz w:val="23"/>
-              </w:rPr>
-              <w:t>22/04/2019</w:t>
-            </w:r>
-          </w:p>
-        </w:tc>
-        <w:tc>
-          <w:tcPr>
-            <w:tcW w:type="dxa" w:w="2250"/>
-          </w:tcPr>
-          <w:p>
-            <w:pPr>
-              <w:spacing w:after="0"/>
-              <w:jc w:val="center"/>
-            </w:pPr>
-          </w:p>
-        </w:tc>
-      </w:tr>
-      <w:tr>
-        <w:tc>
-          <w:tcPr>
-            <w:tcW w:type="dxa" w:w="636"/>
-          </w:tcPr>
-          <w:p>
-            <w:pPr>
-              <w:spacing w:after="0"/>
-              <w:ind w:left="360"/>
-            </w:pPr>
-            <w:r>
-              <w:rPr>
-                <w:rFonts w:ascii="Adani" w:hAnsi="Adani" w:eastAsia="Adani" w:cs="Adani"/>
-                <w:b w:val="0"/>
-                <w:sz w:val="23"/>
-              </w:rPr>
-              <w:t>14</w:t>
-            </w:r>
-          </w:p>
-        </w:tc>
-        <w:tc>
-          <w:tcPr>
-            <w:tcW w:type="dxa" w:w="3864"/>
-          </w:tcPr>
-          <w:p>
-            <w:pPr>
-              <w:spacing w:after="0"/>
-              <w:jc w:val="both"/>
-            </w:pPr>
-            <w:r>
-              <w:rPr>
-                <w:rFonts w:ascii="Adani" w:hAnsi="Adani" w:eastAsia="Adani" w:cs="Adani"/>
-                <w:b w:val="0"/>
-                <w:sz w:val="23"/>
-              </w:rPr>
-              <w:t>GCP ADVISORY SERVICES (OPC) PRIVATE LIMITED</w:t>
-            </w:r>
-          </w:p>
-        </w:tc>
-        <w:tc>
-          <w:tcPr>
-            <w:tcW w:type="dxa" w:w="2610"/>
-          </w:tcPr>
-          <w:p>
-            <w:pPr>
-              <w:spacing w:after="0"/>
-              <w:jc w:val="center"/>
-            </w:pPr>
-            <w:r>
-              <w:rPr>
-                <w:rFonts w:ascii="Adani" w:hAnsi="Adani" w:eastAsia="Adani" w:cs="Adani"/>
-                <w:b w:val="0"/>
-                <w:sz w:val="23"/>
-              </w:rPr>
-              <w:t>14/07/2017</w:t>
-            </w:r>
-          </w:p>
-        </w:tc>
-        <w:tc>
-          <w:tcPr>
-            <w:tcW w:type="dxa" w:w="2250"/>
-          </w:tcPr>
-          <w:p>
-            <w:pPr>
-              <w:spacing w:after="0"/>
-              <w:jc w:val="center"/>
-            </w:pPr>
-          </w:p>
-        </w:tc>
-      </w:tr>
-      <w:tr>
-        <w:tc>
-          <w:tcPr>
-            <w:tcW w:type="dxa" w:w="636"/>
-          </w:tcPr>
-          <w:p>
-            <w:pPr>
-              <w:spacing w:after="0"/>
-              <w:ind w:left="360"/>
-            </w:pPr>
-            <w:r>
-              <w:rPr>
-                <w:rFonts w:ascii="Adani" w:hAnsi="Adani" w:eastAsia="Adani" w:cs="Adani"/>
-                <w:b w:val="0"/>
-                <w:sz w:val="23"/>
-              </w:rPr>
-              <w:t>15</w:t>
-            </w:r>
-          </w:p>
-        </w:tc>
-        <w:tc>
-          <w:tcPr>
-            <w:tcW w:type="dxa" w:w="3864"/>
-          </w:tcPr>
-          <w:p>
-            <w:pPr>
-              <w:spacing w:after="0"/>
-              <w:jc w:val="both"/>
-            </w:pPr>
-            <w:r>
-              <w:rPr>
-                <w:rFonts w:ascii="Adani" w:hAnsi="Adani" w:eastAsia="Adani" w:cs="Adani"/>
-                <w:b w:val="0"/>
-                <w:sz w:val="23"/>
-              </w:rPr>
-              <w:t>ADANI MURMUGAO PORT TERMINAL PRIVATE LIMITED</w:t>
-            </w:r>
-          </w:p>
-        </w:tc>
-        <w:tc>
-          <w:tcPr>
-            <w:tcW w:type="dxa" w:w="2610"/>
-          </w:tcPr>
-          <w:p>
-            <w:pPr>
-              <w:spacing w:after="0"/>
-              <w:jc w:val="center"/>
-            </w:pPr>
-            <w:r>
-              <w:rPr>
-                <w:rFonts w:ascii="Adani" w:hAnsi="Adani" w:eastAsia="Adani" w:cs="Adani"/>
-                <w:b w:val="0"/>
-                <w:sz w:val="23"/>
-              </w:rPr>
-              <w:t>29/04/2017</w:t>
-            </w:r>
-          </w:p>
-        </w:tc>
-        <w:tc>
-          <w:tcPr>
-            <w:tcW w:type="dxa" w:w="2250"/>
-          </w:tcPr>
-          <w:p>
-            <w:pPr>
-              <w:spacing w:after="0"/>
-              <w:jc w:val="center"/>
-            </w:pPr>
-          </w:p>
-        </w:tc>
-      </w:tr>
-      <w:tr>
-        <w:tc>
-          <w:tcPr>
-            <w:tcW w:type="dxa" w:w="636"/>
-          </w:tcPr>
-          <w:p>
-            <w:pPr>
-              <w:spacing w:after="0"/>
-              <w:ind w:left="360"/>
-            </w:pPr>
-            <w:r>
-              <w:rPr>
-                <w:rFonts w:ascii="Adani" w:hAnsi="Adani" w:eastAsia="Adani" w:cs="Adani"/>
-                <w:b w:val="0"/>
-                <w:sz w:val="23"/>
-              </w:rPr>
-              <w:t>16</w:t>
-            </w:r>
-          </w:p>
-        </w:tc>
-        <w:tc>
-          <w:tcPr>
-            <w:tcW w:type="dxa" w:w="3864"/>
-          </w:tcPr>
-          <w:p>
-            <w:pPr>
-              <w:spacing w:after="0"/>
-              <w:jc w:val="both"/>
-            </w:pPr>
-            <w:r>
-              <w:rPr>
-                <w:rFonts w:ascii="Adani" w:hAnsi="Adani" w:eastAsia="Adani" w:cs="Adani"/>
-                <w:b w:val="0"/>
-                <w:sz w:val="23"/>
-              </w:rPr>
-              <w:t>INLAND WATERWAYS CONSORTIUM OF ODISHA LIMITED</w:t>
-            </w:r>
-          </w:p>
-        </w:tc>
-        <w:tc>
-          <w:tcPr>
-            <w:tcW w:type="dxa" w:w="2610"/>
-          </w:tcPr>
-          <w:p>
-            <w:pPr>
-              <w:spacing w:after="0"/>
-              <w:jc w:val="center"/>
-            </w:pPr>
-            <w:r>
-              <w:rPr>
-                <w:rFonts w:ascii="Adani" w:hAnsi="Adani" w:eastAsia="Adani" w:cs="Adani"/>
-                <w:b w:val="0"/>
-                <w:sz w:val="23"/>
-              </w:rPr>
-              <w:t>27/06/2016</w:t>
-            </w:r>
-          </w:p>
-        </w:tc>
-        <w:tc>
-          <w:tcPr>
-            <w:tcW w:type="dxa" w:w="2250"/>
-          </w:tcPr>
-          <w:p>
-            <w:pPr>
-              <w:spacing w:after="0"/>
-              <w:jc w:val="center"/>
-            </w:pPr>
-          </w:p>
-        </w:tc>
-      </w:tr>
-      <w:tr>
-        <w:tc>
-          <w:tcPr>
-            <w:tcW w:type="dxa" w:w="636"/>
-          </w:tcPr>
-          <w:p>
-            <w:pPr>
-              <w:spacing w:after="0"/>
-              <w:ind w:left="360"/>
-            </w:pPr>
-            <w:r>
-              <w:rPr>
-                <w:rFonts w:ascii="Adani" w:hAnsi="Adani" w:eastAsia="Adani" w:cs="Adani"/>
-                <w:b w:val="0"/>
-                <w:sz w:val="23"/>
-              </w:rPr>
-              <w:t>17</w:t>
-            </w:r>
-          </w:p>
-        </w:tc>
-        <w:tc>
-          <w:tcPr>
-            <w:tcW w:type="dxa" w:w="3864"/>
-          </w:tcPr>
-          <w:p>
-            <w:pPr>
-              <w:spacing w:after="0"/>
-              <w:jc w:val="both"/>
-            </w:pPr>
-            <w:r>
-              <w:rPr>
-                <w:rFonts w:ascii="Adani" w:hAnsi="Adani" w:eastAsia="Adani" w:cs="Adani"/>
-                <w:b w:val="0"/>
-                <w:sz w:val="23"/>
-              </w:rPr>
-              <w:t>DHAMRA LNG TERMINAL PRIVATE LIMITED</w:t>
-            </w:r>
-          </w:p>
-        </w:tc>
-        <w:tc>
-          <w:tcPr>
-            <w:tcW w:type="dxa" w:w="2610"/>
-          </w:tcPr>
-          <w:p>
-            <w:pPr>
-              <w:spacing w:after="0"/>
-              <w:jc w:val="center"/>
-            </w:pPr>
-            <w:r>
-              <w:rPr>
-                <w:rFonts w:ascii="Adani" w:hAnsi="Adani" w:eastAsia="Adani" w:cs="Adani"/>
-                <w:b w:val="0"/>
-                <w:sz w:val="23"/>
-              </w:rPr>
-              <w:t>22/01/2015</w:t>
-            </w:r>
-          </w:p>
-        </w:tc>
-        <w:tc>
-          <w:tcPr>
-            <w:tcW w:type="dxa" w:w="2250"/>
-          </w:tcPr>
-          <w:p>
-            <w:pPr>
-              <w:spacing w:after="0"/>
-              <w:jc w:val="center"/>
-            </w:pPr>
-          </w:p>
-        </w:tc>
-      </w:tr>
-      <w:tr>
-        <w:tc>
-          <w:tcPr>
-            <w:tcW w:type="dxa" w:w="636"/>
-          </w:tcPr>
-          <w:p>
-            <w:pPr>
-              <w:spacing w:after="0"/>
-              <w:ind w:left="360"/>
-            </w:pPr>
-            <w:r>
-              <w:rPr>
-                <w:rFonts w:ascii="Adani" w:hAnsi="Adani" w:eastAsia="Adani" w:cs="Adani"/>
-                <w:b w:val="0"/>
-                <w:sz w:val="23"/>
-              </w:rPr>
-              <w:t>18</w:t>
-            </w:r>
-          </w:p>
-        </w:tc>
-        <w:tc>
-          <w:tcPr>
-            <w:tcW w:type="dxa" w:w="3864"/>
-          </w:tcPr>
-          <w:p>
-            <w:pPr>
-              <w:spacing w:after="0"/>
-              <w:jc w:val="both"/>
-            </w:pPr>
-            <w:r>
-              <w:rPr>
-                <w:rFonts w:ascii="Adani" w:hAnsi="Adani" w:eastAsia="Adani" w:cs="Adani"/>
-                <w:b w:val="0"/>
-                <w:sz w:val="23"/>
-              </w:rPr>
-              <w:t>THE DHAMRA PORT COMPANY LIMITED</w:t>
-            </w:r>
-          </w:p>
-        </w:tc>
-        <w:tc>
-          <w:tcPr>
-            <w:tcW w:type="dxa" w:w="2610"/>
-          </w:tcPr>
-          <w:p>
-            <w:pPr>
-              <w:spacing w:after="0"/>
-              <w:jc w:val="center"/>
-            </w:pPr>
-            <w:r>
-              <w:rPr>
-                <w:rFonts w:ascii="Adani" w:hAnsi="Adani" w:eastAsia="Adani" w:cs="Adani"/>
-                <w:b w:val="0"/>
-                <w:sz w:val="23"/>
-              </w:rPr>
-              <w:t>23/06/2014</w:t>
-            </w:r>
-          </w:p>
-        </w:tc>
-        <w:tc>
-          <w:tcPr>
-            <w:tcW w:type="dxa" w:w="2250"/>
-          </w:tcPr>
-          <w:p>
-            <w:pPr>
-              <w:spacing w:after="0"/>
-              <w:jc w:val="center"/>
-            </w:pPr>
-          </w:p>
-        </w:tc>
-      </w:tr>
     </w:tbl>
     <w:p>
       <w:pPr>
@@ -1657,7 +747,7 @@
           <w:b w:val="0"/>
           <w:sz w:val="23"/>
         </w:rPr>
-        <w:t xml:space="preserve">Date: 07th May, 2026</w:t>
+        <w:t xml:space="preserve">Date: 15th May, 2026</w:t>
         <w:tab/>
       </w:r>
     </w:p>

--- a/Backend/Director_Disclosure/Output_Disclosures/2024-25/DIBYADHARA_CONSULTANCY_AND_MANAGEMENT_SERVICES__OPC__PRIVATE_LIMITED/DIR-8/DIR8_SUBRAT_TRIPATHY_06890393.docx
+++ b/Backend/Director_Disclosure/Output_Disclosures/2024-25/DIBYADHARA_CONSULTANCY_AND_MANAGEMENT_SERVICES__OPC__PRIVATE_LIMITED/DIR-8/DIR8_SUBRAT_TRIPATHY_06890393.docx
@@ -747,7 +747,7 @@
           <w:b w:val="0"/>
           <w:sz w:val="23"/>
         </w:rPr>
-        <w:t xml:space="preserve">Date: 15th May, 2026</w:t>
+        <w:t xml:space="preserve">Date: 08th June, 2026</w:t>
         <w:tab/>
       </w:r>
     </w:p>
